--- a/PRACTICAL_1.docx
+++ b/PRACTICAL_1.docx
@@ -45,147 +45,147 @@
           <w:sz w:val="36"/>
           <w:szCs w:val="36"/>
         </w:rPr>
-        <w:t>Problem Statement</w:t>
-      </w:r>
-      <w:r>
+        <w:t>Problem Statement:</w:t>
+      </w:r>
+    </w:p>
+    <w:p>
+      <w:pPr>
+        <w:rPr>
+          <w:sz w:val="28"/>
+          <w:szCs w:val="28"/>
+        </w:rPr>
+      </w:pPr>
+      <w:r>
+        <w:rPr>
+          <w:sz w:val="28"/>
+          <w:szCs w:val="28"/>
+        </w:rPr>
+        <w:t>• Create a React application using Vite for a student portfolio page.</w:t>
+      </w:r>
+    </w:p>
+    <w:p>
+      <w:pPr>
+        <w:rPr>
+          <w:sz w:val="28"/>
+          <w:szCs w:val="28"/>
+        </w:rPr>
+      </w:pPr>
+      <w:r>
+        <w:rPr>
+          <w:sz w:val="28"/>
+          <w:szCs w:val="28"/>
+        </w:rPr>
+        <w:t>• The application must include at least 4 reusable components:</w:t>
+      </w:r>
+    </w:p>
+    <w:p>
+      <w:pPr>
+        <w:rPr>
+          <w:sz w:val="28"/>
+          <w:szCs w:val="28"/>
+        </w:rPr>
+      </w:pPr>
+      <w:r>
+        <w:rPr>
+          <w:sz w:val="28"/>
+          <w:szCs w:val="28"/>
+        </w:rPr>
+        <w:t>Header, About, Skills, and Footer.</w:t>
+      </w:r>
+    </w:p>
+    <w:p>
+      <w:pPr>
+        <w:rPr>
+          <w:sz w:val="28"/>
+          <w:szCs w:val="28"/>
+        </w:rPr>
+      </w:pPr>
+      <w:r>
+        <w:rPr>
+          <w:sz w:val="28"/>
+          <w:szCs w:val="28"/>
+        </w:rPr>
+        <w:t>• Each component must be independently structured and composed</w:t>
+      </w:r>
+    </w:p>
+    <w:p>
+      <w:pPr>
+        <w:rPr>
+          <w:sz w:val="28"/>
+          <w:szCs w:val="28"/>
+        </w:rPr>
+      </w:pPr>
+      <w:r>
+        <w:rPr>
+          <w:sz w:val="28"/>
+          <w:szCs w:val="28"/>
+        </w:rPr>
+        <w:t>into a single-page layout.</w:t>
+      </w:r>
+    </w:p>
+    <w:p>
+      <w:pPr>
+        <w:rPr>
+          <w:sz w:val="28"/>
+          <w:szCs w:val="28"/>
+        </w:rPr>
+      </w:pPr>
+      <w:r>
+        <w:rPr>
+          <w:sz w:val="28"/>
+          <w:szCs w:val="28"/>
+        </w:rPr>
+        <w:t>• No logic or JSX should be duplicated across components.</w:t>
+      </w:r>
+    </w:p>
+    <w:p>
+      <w:pPr>
+        <w:rPr>
+          <w:sz w:val="28"/>
+          <w:szCs w:val="28"/>
+        </w:rPr>
+      </w:pPr>
+      <w:r>
+        <w:rPr>
+          <w:sz w:val="28"/>
+          <w:szCs w:val="28"/>
+        </w:rPr>
+        <w:t>• Props must be used to pass at least one piece of data into a</w:t>
+      </w:r>
+    </w:p>
+    <w:p>
+      <w:pPr>
+        <w:rPr>
+          <w:sz w:val="28"/>
+          <w:szCs w:val="28"/>
+        </w:rPr>
+      </w:pPr>
+      <w:r>
+        <w:rPr>
+          <w:sz w:val="28"/>
+          <w:szCs w:val="28"/>
+        </w:rPr>
+        <w:t>minimum of 2 components.</w:t>
+      </w:r>
+    </w:p>
+    <w:p>
+      <w:pPr>
         <w:rPr>
           <w:b/>
           <w:bCs/>
           <w:sz w:val="36"/>
           <w:szCs w:val="36"/>
         </w:rPr>
-        <w:t>:</w:t>
-      </w:r>
-    </w:p>
-    <w:p>
-      <w:pPr>
-        <w:rPr>
-          <w:sz w:val="28"/>
-          <w:szCs w:val="28"/>
-        </w:rPr>
-      </w:pPr>
-      <w:r>
-        <w:rPr>
-          <w:sz w:val="28"/>
-          <w:szCs w:val="28"/>
-        </w:rPr>
-        <w:t>• Create a React application using Vite for a student portfolio page.</w:t>
-      </w:r>
-    </w:p>
-    <w:p>
-      <w:pPr>
-        <w:rPr>
-          <w:sz w:val="28"/>
-          <w:szCs w:val="28"/>
-        </w:rPr>
-      </w:pPr>
-      <w:r>
-        <w:rPr>
-          <w:sz w:val="28"/>
-          <w:szCs w:val="28"/>
-        </w:rPr>
-        <w:t>• The application must include at least 4 reusable components:</w:t>
-      </w:r>
-    </w:p>
-    <w:p>
-      <w:pPr>
-        <w:rPr>
-          <w:sz w:val="28"/>
-          <w:szCs w:val="28"/>
-        </w:rPr>
-      </w:pPr>
-      <w:r>
-        <w:rPr>
-          <w:sz w:val="28"/>
-          <w:szCs w:val="28"/>
-        </w:rPr>
-        <w:t>Header, About, Skills, and Footer.</w:t>
-      </w:r>
-    </w:p>
-    <w:p>
-      <w:pPr>
-        <w:rPr>
-          <w:sz w:val="28"/>
-          <w:szCs w:val="28"/>
-        </w:rPr>
-      </w:pPr>
-      <w:r>
-        <w:rPr>
-          <w:sz w:val="28"/>
-          <w:szCs w:val="28"/>
-        </w:rPr>
-        <w:t>• Each component must be independently structured and composed</w:t>
-      </w:r>
-    </w:p>
-    <w:p>
-      <w:pPr>
-        <w:rPr>
-          <w:sz w:val="28"/>
-          <w:szCs w:val="28"/>
-        </w:rPr>
-      </w:pPr>
-      <w:r>
-        <w:rPr>
-          <w:sz w:val="28"/>
-          <w:szCs w:val="28"/>
-        </w:rPr>
-        <w:t>into a single-page layout.</w:t>
-      </w:r>
-    </w:p>
-    <w:p>
-      <w:pPr>
-        <w:rPr>
-          <w:sz w:val="28"/>
-          <w:szCs w:val="28"/>
-        </w:rPr>
-      </w:pPr>
-      <w:r>
-        <w:rPr>
-          <w:sz w:val="28"/>
-          <w:szCs w:val="28"/>
-        </w:rPr>
-        <w:t>• No logic or JSX should be duplicated across components.</w:t>
-      </w:r>
-    </w:p>
-    <w:p>
-      <w:pPr>
-        <w:rPr>
-          <w:sz w:val="28"/>
-          <w:szCs w:val="28"/>
-        </w:rPr>
-      </w:pPr>
-      <w:r>
-        <w:rPr>
-          <w:sz w:val="28"/>
-          <w:szCs w:val="28"/>
-        </w:rPr>
-        <w:t>• Props must be used to pass at least one piece of data into a</w:t>
-      </w:r>
-    </w:p>
-    <w:p>
-      <w:pPr>
-        <w:rPr>
-          <w:sz w:val="28"/>
-          <w:szCs w:val="28"/>
-        </w:rPr>
-      </w:pPr>
-      <w:r>
-        <w:rPr>
-          <w:sz w:val="28"/>
-          <w:szCs w:val="28"/>
-        </w:rPr>
-        <w:t>minimum of 2 components.</w:t>
-      </w:r>
-    </w:p>
-    <w:p>
-      <w:pPr>
+      </w:pPr>
+      <w:r>
         <w:rPr>
           <w:b/>
           <w:bCs/>
           <w:sz w:val="36"/>
           <w:szCs w:val="36"/>
         </w:rPr>
-      </w:pPr>
+        <w:t>Implementation &amp; Output</w:t>
+      </w:r>
       <w:r>
         <w:rPr>
           <w:b/>
@@ -193,31 +193,23 @@
           <w:sz w:val="36"/>
           <w:szCs w:val="36"/>
         </w:rPr>
-        <w:t>Implementation &amp; Output</w:t>
-      </w:r>
-      <w:r>
+        <w:t>:</w:t>
+      </w:r>
+    </w:p>
+    <w:p>
+      <w:pPr>
         <w:rPr>
           <w:b/>
           <w:bCs/>
           <w:sz w:val="36"/>
           <w:szCs w:val="36"/>
         </w:rPr>
-        <w:t>:</w:t>
-      </w:r>
-    </w:p>
-    <w:p>
-      <w:pPr>
-        <w:rPr>
-          <w:b/>
-          <w:bCs/>
-          <w:sz w:val="36"/>
-          <w:szCs w:val="36"/>
-        </w:rPr>
-      </w:pPr>
-      <w:r>
-        <w:rPr>
-          <w:b/>
-          <w:bCs/>
+      </w:pPr>
+      <w:r>
+        <w:rPr>
+          <w:b/>
+          <w:bCs/>
+          <w:noProof/>
           <w:sz w:val="36"/>
           <w:szCs w:val="36"/>
         </w:rPr>
@@ -271,6 +263,7 @@
         <w:rPr>
           <w:b/>
           <w:bCs/>
+          <w:noProof/>
           <w:sz w:val="36"/>
           <w:szCs w:val="36"/>
         </w:rPr>
@@ -325,6 +318,7 @@
         <w:rPr>
           <w:b/>
           <w:bCs/>
+          <w:noProof/>
           <w:sz w:val="36"/>
           <w:szCs w:val="36"/>
         </w:rPr>
@@ -378,6 +372,7 @@
         <w:rPr>
           <w:b/>
           <w:bCs/>
+          <w:noProof/>
           <w:sz w:val="36"/>
           <w:szCs w:val="36"/>
         </w:rPr>
@@ -442,6 +437,7 @@
         <w:rPr>
           <w:b/>
           <w:bCs/>
+          <w:noProof/>
           <w:sz w:val="36"/>
           <w:szCs w:val="36"/>
         </w:rPr>
@@ -513,34 +509,16 @@
           <w:sz w:val="36"/>
           <w:szCs w:val="36"/>
         </w:rPr>
-        <w:t>Git</w:t>
-      </w:r>
-      <w:r>
-        <w:rPr>
-          <w:b/>
-          <w:bCs/>
-          <w:sz w:val="36"/>
-          <w:szCs w:val="36"/>
-        </w:rPr>
-        <w:t xml:space="preserve"> </w:t>
-      </w:r>
-      <w:r>
-        <w:rPr>
-          <w:b/>
-          <w:bCs/>
-          <w:sz w:val="36"/>
-          <w:szCs w:val="36"/>
-        </w:rPr>
-        <w:t>hub Repo Link:</w:t>
-      </w:r>
-    </w:p>
-    <w:p>
-      <w:pPr>
-        <w:rPr>
-          <w:b/>
-          <w:bCs/>
-          <w:sz w:val="36"/>
-          <w:szCs w:val="36"/>
+        <w:t>Git hub Repo Link:</w:t>
+      </w:r>
+    </w:p>
+    <w:p>
+      <w:pPr>
+        <w:rPr>
+          <w:b/>
+          <w:bCs/>
+          <w:sz w:val="48"/>
+          <w:szCs w:val="48"/>
         </w:rPr>
       </w:pPr>
       <w:hyperlink r:id="rId12" w:history="1">
@@ -549,18 +527,18 @@
             <w:rStyle w:val="Hyperlink"/>
             <w:b/>
             <w:bCs/>
-            <w:sz w:val="36"/>
-            <w:szCs w:val="36"/>
+            <w:sz w:val="32"/>
+            <w:szCs w:val="32"/>
           </w:rPr>
-          <w:t>https://github.com/24it036-ai/AWDF.git</w:t>
+          <w:t>https://github.com/24it036-ai/AWDF</w:t>
         </w:r>
       </w:hyperlink>
       <w:r>
         <w:rPr>
           <w:b/>
           <w:bCs/>
-          <w:sz w:val="36"/>
-          <w:szCs w:val="36"/>
+          <w:sz w:val="32"/>
+          <w:szCs w:val="32"/>
         </w:rPr>
         <w:t xml:space="preserve"> </w:t>
       </w:r>
@@ -704,16 +682,7 @@
         <w:sz w:val="36"/>
         <w:szCs w:val="36"/>
       </w:rPr>
-      <w:t xml:space="preserve">24IT036 </w:t>
-    </w:r>
-    <w:r>
-      <w:rPr>
-        <w:b/>
-        <w:bCs/>
-        <w:sz w:val="36"/>
-        <w:szCs w:val="36"/>
-      </w:rPr>
-      <w:t xml:space="preserve">                                                                              ITUE301</w:t>
+      <w:t>24IT036                                                                               ITUE301</w:t>
     </w:r>
   </w:p>
 </w:hdr>
